--- a/MEMORIA1Sprint.docx
+++ b/MEMORIA1Sprint.docx
@@ -787,7 +787,35 @@
                 <w:rStyle w:val="Hipervnculo"/>
                 <w:noProof/>
               </w:rPr>
-              <w:t>Metodología</w:t>
+              <w:t>M</w:t>
+            </w:r>
+            <w:r>
+              <w:rPr>
+                <w:rStyle w:val="Hipervnculo"/>
+                <w:noProof/>
+              </w:rPr>
+              <w:t>e</w:t>
+            </w:r>
+            <w:r>
+              <w:rPr>
+                <w:rStyle w:val="Hipervnculo"/>
+                <w:noProof/>
+              </w:rPr>
+              <w:t>todolo</w:t>
+            </w:r>
+            <w:r>
+              <w:rPr>
+                <w:rStyle w:val="Hipervnculo"/>
+                <w:noProof/>
+              </w:rPr>
+              <w:t>g</w:t>
+            </w:r>
+            <w:r>
+              <w:rPr>
+                <w:rStyle w:val="Hipervnculo"/>
+                <w:noProof/>
+              </w:rPr>
+              <w:t>ía</w:t>
             </w:r>
             <w:r>
               <w:rPr>
@@ -1424,73 +1452,8 @@
     </w:p>
     <w:p>
       <w:r>
-        <w:t xml:space="preserve">Para esta primera entrega de la memoria hemos realizado el primer SPRINT, con todos los objetivos que se </w:t>
-      </w:r>
-      <w:r>
-        <w:t xml:space="preserve">tenían que hacer. </w:t>
-      </w:r>
-    </w:p>
-    <w:p>
-      <w:pPr>
-        <w:pStyle w:val="Prrafodelista"/>
-        <w:numPr>
-          <w:ilvl w:val="0"/>
-          <w:numId w:val="3"/>
-        </w:numPr>
-      </w:pPr>
-      <w:r>
-        <w:t>Modelo E-R</w:t>
-      </w:r>
-    </w:p>
-    <w:p>
-      <w:pPr>
-        <w:pStyle w:val="Prrafodelista"/>
-        <w:numPr>
-          <w:ilvl w:val="0"/>
-          <w:numId w:val="3"/>
-        </w:numPr>
-      </w:pPr>
-      <w:r>
-        <w:t>Trabajo con TRELLO</w:t>
-      </w:r>
-    </w:p>
-    <w:p>
-      <w:pPr>
-        <w:pStyle w:val="Prrafodelista"/>
-        <w:numPr>
-          <w:ilvl w:val="0"/>
-          <w:numId w:val="3"/>
-        </w:numPr>
-      </w:pPr>
-      <w:r>
-        <w:t>Memoria</w:t>
-      </w:r>
-    </w:p>
-    <w:p>
-      <w:r>
-        <w:t xml:space="preserve">Todos estos apartados los hemos subido a un repositorio que tenemos en conjunto en </w:t>
-      </w:r>
-      <w:r>
-        <w:t>GitHub</w:t>
-      </w:r>
-      <w:r>
-        <w:t xml:space="preserve">, en el que lo hemos ido actualizando con </w:t>
-      </w:r>
-      <w:proofErr w:type="spellStart"/>
-      <w:r>
-        <w:t>commits</w:t>
-      </w:r>
-      <w:proofErr w:type="spellEnd"/>
-      <w:r>
-        <w:t xml:space="preserve"> hasta llegar al resultado final.</w:t>
-      </w:r>
-    </w:p>
-    <w:p>
-      <w:r>
-        <w:t>Iremos actualizando poco a poco el proyecto-integrador a medida que vayan pasando las semanas al ritmo que tengamos que hacer los diferentes SPRINTS.</w:t>
-      </w:r>
-    </w:p>
-    <w:p>
+        <w:t xml:space="preserve">Extensión del resumen de 200 a 300 palabras. Debe escribirse al finalizar el Proyecto Integrador y se redacta en un único párrafo. Palabras clave: palabra 1; palabra 2; palabra 3; palabra 4; palabra 5. </w:t>
+      </w:r>
       <w:r>
         <w:t xml:space="preserve"> </w:t>
       </w:r>
@@ -1510,6 +1473,11 @@
     <w:p/>
     <w:p/>
     <w:p/>
+    <w:p/>
+    <w:p/>
+    <w:p/>
+    <w:p/>
+    <w:p/>
     <w:p>
       <w:pPr>
         <w:pStyle w:val="Ttulo1"/>
@@ -1526,10 +1494,103 @@
       <w:bookmarkEnd w:id="2"/>
     </w:p>
     <w:p>
-      <w:r>
-        <w:t>Entrega del primer Sprint con sus diferentes apartados y todo trabajado y subido a un repositorio de GitHub compartido.</w:t>
-      </w:r>
-    </w:p>
+      <w:pPr>
+        <w:spacing w:before="100" w:beforeAutospacing="1" w:after="100" w:afterAutospacing="1" w:line="240" w:lineRule="auto"/>
+        <w:jc w:val="left"/>
+        <w:rPr>
+          <w:rFonts w:eastAsia="Times New Roman" w:cstheme="minorHAnsi"/>
+          <w:szCs w:val="24"/>
+        </w:rPr>
+      </w:pPr>
+      <w:r>
+        <w:rPr>
+          <w:rFonts w:eastAsia="Times New Roman" w:cstheme="minorHAnsi"/>
+          <w:szCs w:val="24"/>
+        </w:rPr>
+        <w:t>En este documento presentamos el desarrollo de nuestro Proyecto Integrador del primer curso del ciclo de Desarrollo de Aplicaciones Web (DAW). Nuestro grupo, Hooligans Daw, ha trabajado en el diseño y creación de una aplicación que permite gestionar información sobre clientes, trajes, empleados y citas dentro de un taller.</w:t>
+      </w:r>
+    </w:p>
+    <w:p>
+      <w:pPr>
+        <w:spacing w:before="100" w:beforeAutospacing="1" w:after="100" w:afterAutospacing="1" w:line="240" w:lineRule="auto"/>
+        <w:jc w:val="left"/>
+        <w:rPr>
+          <w:rFonts w:eastAsia="Times New Roman" w:cstheme="minorHAnsi"/>
+          <w:szCs w:val="24"/>
+        </w:rPr>
+      </w:pPr>
+      <w:r>
+        <w:rPr>
+          <w:rFonts w:eastAsia="Times New Roman" w:cstheme="minorHAnsi"/>
+          <w:szCs w:val="24"/>
+        </w:rPr>
+        <w:t xml:space="preserve">La idea principal ha sido crear una herramienta que facilite la organización del trabajo, </w:t>
+      </w:r>
+      <w:proofErr w:type="gramStart"/>
+      <w:r>
+        <w:rPr>
+          <w:rFonts w:eastAsia="Times New Roman" w:cstheme="minorHAnsi"/>
+          <w:szCs w:val="24"/>
+        </w:rPr>
+        <w:t>ya que</w:t>
+      </w:r>
+      <w:proofErr w:type="gramEnd"/>
+      <w:r>
+        <w:rPr>
+          <w:rFonts w:eastAsia="Times New Roman" w:cstheme="minorHAnsi"/>
+          <w:szCs w:val="24"/>
+        </w:rPr>
+        <w:t xml:space="preserve"> en lugar de usar métodos manuales, con esta aplicación se pueden gestionar los datos de forma más rápida y sencilla. Para ello, hemos creado bases de datos que permiten almacenar y manejar toda esta información, además de implementar las operaciones básicas como añadir, consultar, modificar y eliminar datos.</w:t>
+      </w:r>
+    </w:p>
+    <w:p>
+      <w:pPr>
+        <w:spacing w:before="100" w:beforeAutospacing="1" w:after="100" w:afterAutospacing="1" w:line="240" w:lineRule="auto"/>
+        <w:jc w:val="left"/>
+        <w:rPr>
+          <w:rFonts w:eastAsia="Times New Roman" w:cstheme="minorHAnsi"/>
+          <w:szCs w:val="24"/>
+        </w:rPr>
+      </w:pPr>
+      <w:r>
+        <w:rPr>
+          <w:rFonts w:eastAsia="Times New Roman" w:cstheme="minorHAnsi"/>
+          <w:szCs w:val="24"/>
+        </w:rPr>
+        <w:t>Durante el desarrollo hemos utilizado los conocimientos aprendidos en asignaturas como Programación, Bases de Datos y Entornos de Desarrollo. También hemos trabajado con una base de datos relacional y hemos estructurado la aplicación siguiendo el modelo MVC para organizar mejor el código.</w:t>
+      </w:r>
+    </w:p>
+    <w:p>
+      <w:pPr>
+        <w:spacing w:before="100" w:beforeAutospacing="1" w:after="100" w:afterAutospacing="1" w:line="240" w:lineRule="auto"/>
+        <w:jc w:val="left"/>
+        <w:rPr>
+          <w:rFonts w:eastAsia="Times New Roman" w:cstheme="minorHAnsi"/>
+          <w:szCs w:val="24"/>
+        </w:rPr>
+      </w:pPr>
+      <w:r>
+        <w:rPr>
+          <w:rFonts w:eastAsia="Times New Roman" w:cstheme="minorHAnsi"/>
+          <w:szCs w:val="24"/>
+        </w:rPr>
+        <w:t>Además, el trabajo se ha realizado en grupo utilizando herramientas como GitHub, lo que nos ha permitido trabajar de forma colaborativa, organizar mejor el proyecto y llevar un control de los cambios realizados.</w:t>
+      </w:r>
+    </w:p>
+    <w:p/>
+    <w:p/>
+    <w:p/>
+    <w:p/>
+    <w:p/>
+    <w:p/>
+    <w:p/>
+    <w:p/>
+    <w:p/>
+    <w:p/>
+    <w:p/>
+    <w:p/>
+    <w:p/>
+    <w:p/>
     <w:p>
       <w:pPr>
         <w:pStyle w:val="Ttulo1"/>
@@ -1546,14 +1607,56 @@
     </w:p>
     <w:p>
       <w:pPr>
+        <w:spacing w:before="100" w:beforeAutospacing="1" w:after="100" w:afterAutospacing="1" w:line="240" w:lineRule="auto"/>
+        <w:jc w:val="left"/>
+        <w:rPr>
+          <w:rFonts w:eastAsia="Times New Roman" w:cstheme="minorHAnsi"/>
+          <w:szCs w:val="24"/>
+        </w:rPr>
+      </w:pPr>
+      <w:bookmarkStart w:id="4" w:name="_Toc164530070"/>
+      <w:r>
+        <w:rPr>
+          <w:rFonts w:eastAsia="Times New Roman" w:cstheme="minorHAnsi"/>
+          <w:szCs w:val="24"/>
+        </w:rPr>
+        <w:t xml:space="preserve">Los objetivos principales </w:t>
+      </w:r>
+      <w:r>
+        <w:rPr>
+          <w:rFonts w:eastAsia="Times New Roman" w:cstheme="minorHAnsi"/>
+          <w:szCs w:val="24"/>
+        </w:rPr>
+        <w:t xml:space="preserve">que tenemos con </w:t>
+      </w:r>
+      <w:r>
+        <w:rPr>
+          <w:rFonts w:eastAsia="Times New Roman" w:cstheme="minorHAnsi"/>
+          <w:szCs w:val="24"/>
+        </w:rPr>
+        <w:t>este proyecto son:</w:t>
+      </w:r>
+    </w:p>
+    <w:p>
+      <w:pPr>
         <w:pStyle w:val="Prrafodelista"/>
         <w:numPr>
           <w:ilvl w:val="0"/>
-          <w:numId w:val="3"/>
+          <w:numId w:val="5"/>
         </w:numPr>
-      </w:pPr>
-      <w:r>
-        <w:t>Creación del proyecto</w:t>
+        <w:spacing w:before="100" w:beforeAutospacing="1" w:after="100" w:afterAutospacing="1" w:line="240" w:lineRule="auto"/>
+        <w:jc w:val="left"/>
+        <w:rPr>
+          <w:rFonts w:eastAsia="Times New Roman" w:cstheme="minorHAnsi"/>
+          <w:szCs w:val="24"/>
+        </w:rPr>
+      </w:pPr>
+      <w:r>
+        <w:rPr>
+          <w:rFonts w:eastAsia="Times New Roman" w:cstheme="minorHAnsi"/>
+          <w:szCs w:val="24"/>
+        </w:rPr>
+        <w:t xml:space="preserve">Desarrollar una aplicación capaz de gestionar clientes, trajes, empleados y citas. </w:t>
       </w:r>
     </w:p>
     <w:p>
@@ -1561,11 +1664,21 @@
         <w:pStyle w:val="Prrafodelista"/>
         <w:numPr>
           <w:ilvl w:val="0"/>
-          <w:numId w:val="3"/>
+          <w:numId w:val="5"/>
         </w:numPr>
-      </w:pPr>
-      <w:r>
-        <w:t>Análisis de las especificaciones del proyecto.</w:t>
+        <w:spacing w:before="100" w:beforeAutospacing="1" w:after="100" w:afterAutospacing="1" w:line="240" w:lineRule="auto"/>
+        <w:jc w:val="left"/>
+        <w:rPr>
+          <w:rFonts w:eastAsia="Times New Roman" w:cstheme="minorHAnsi"/>
+          <w:szCs w:val="24"/>
+        </w:rPr>
+      </w:pPr>
+      <w:r>
+        <w:rPr>
+          <w:rFonts w:eastAsia="Times New Roman" w:cstheme="minorHAnsi"/>
+          <w:szCs w:val="24"/>
+        </w:rPr>
+        <w:t xml:space="preserve">Diseñar y crear una base de datos relacional para almacenar toda la información. </w:t>
       </w:r>
     </w:p>
     <w:p>
@@ -1573,11 +1686,35 @@
         <w:pStyle w:val="Prrafodelista"/>
         <w:numPr>
           <w:ilvl w:val="0"/>
-          <w:numId w:val="3"/>
+          <w:numId w:val="5"/>
         </w:numPr>
-      </w:pPr>
-      <w:r>
-        <w:t>Proyecto en GitHub. Planificación con Trello.</w:t>
+        <w:spacing w:before="100" w:beforeAutospacing="1" w:after="100" w:afterAutospacing="1" w:line="240" w:lineRule="auto"/>
+        <w:jc w:val="left"/>
+        <w:rPr>
+          <w:rFonts w:eastAsia="Times New Roman" w:cstheme="minorHAnsi"/>
+          <w:szCs w:val="24"/>
+        </w:rPr>
+      </w:pPr>
+      <w:r>
+        <w:rPr>
+          <w:rFonts w:eastAsia="Times New Roman" w:cstheme="minorHAnsi"/>
+          <w:szCs w:val="24"/>
+        </w:rPr>
+        <w:t>Implementar operaciones básicas de gestión de datos (crear, consultar, modificar y</w:t>
+      </w:r>
+      <w:r>
+        <w:rPr>
+          <w:rFonts w:eastAsia="Times New Roman" w:cstheme="minorHAnsi"/>
+          <w:szCs w:val="24"/>
+        </w:rPr>
+        <w:t xml:space="preserve"> </w:t>
+      </w:r>
+      <w:r>
+        <w:rPr>
+          <w:rFonts w:eastAsia="Times New Roman" w:cstheme="minorHAnsi"/>
+          <w:szCs w:val="24"/>
+        </w:rPr>
+        <w:t xml:space="preserve">eliminar). </w:t>
       </w:r>
     </w:p>
     <w:p>
@@ -1585,14 +1722,21 @@
         <w:pStyle w:val="Prrafodelista"/>
         <w:numPr>
           <w:ilvl w:val="0"/>
-          <w:numId w:val="3"/>
+          <w:numId w:val="5"/>
         </w:numPr>
-      </w:pPr>
-      <w:r>
-        <w:t>A</w:t>
-      </w:r>
-      <w:r>
-        <w:t>nálisis de las especificaciones del proyecto. Diagrama E/R.</w:t>
+        <w:spacing w:before="100" w:beforeAutospacing="1" w:after="100" w:afterAutospacing="1" w:line="240" w:lineRule="auto"/>
+        <w:jc w:val="left"/>
+        <w:rPr>
+          <w:rFonts w:eastAsia="Times New Roman" w:cstheme="minorHAnsi"/>
+          <w:szCs w:val="24"/>
+        </w:rPr>
+      </w:pPr>
+      <w:r>
+        <w:rPr>
+          <w:rFonts w:eastAsia="Times New Roman" w:cstheme="minorHAnsi"/>
+          <w:szCs w:val="24"/>
+        </w:rPr>
+        <w:t xml:space="preserve">Aplicar los conocimientos adquiridos en Programación, Bases de Datos y Entornos de Desarrollo. </w:t>
       </w:r>
     </w:p>
     <w:p>
@@ -1600,20 +1744,206 @@
         <w:pStyle w:val="Prrafodelista"/>
         <w:numPr>
           <w:ilvl w:val="0"/>
-          <w:numId w:val="3"/>
+          <w:numId w:val="5"/>
         </w:numPr>
-      </w:pPr>
-      <w:r>
-        <w:t>Apartados de la memoria: Portada, Índice, Objetivos.</w:t>
-      </w:r>
-    </w:p>
-    <w:p>
-      <w:pPr>
-        <w:ind w:left="360"/>
-      </w:pPr>
-      <w:r>
-        <w:t>Todo esto será realizado y entregado para el primer SPRINT cuya revisión será el 17 de marzo.</w:t>
-      </w:r>
+        <w:spacing w:before="100" w:beforeAutospacing="1" w:after="100" w:afterAutospacing="1" w:line="240" w:lineRule="auto"/>
+        <w:jc w:val="left"/>
+        <w:rPr>
+          <w:rFonts w:eastAsia="Times New Roman" w:cstheme="minorHAnsi"/>
+          <w:szCs w:val="24"/>
+        </w:rPr>
+      </w:pPr>
+      <w:r>
+        <w:rPr>
+          <w:rFonts w:eastAsia="Times New Roman" w:cstheme="minorHAnsi"/>
+          <w:szCs w:val="24"/>
+        </w:rPr>
+        <w:t xml:space="preserve">Organizar la aplicación siguiendo el modelo MVC. </w:t>
+      </w:r>
+    </w:p>
+    <w:p>
+      <w:pPr>
+        <w:pStyle w:val="Prrafodelista"/>
+        <w:numPr>
+          <w:ilvl w:val="0"/>
+          <w:numId w:val="5"/>
+        </w:numPr>
+        <w:spacing w:before="100" w:beforeAutospacing="1" w:after="100" w:afterAutospacing="1" w:line="240" w:lineRule="auto"/>
+        <w:jc w:val="left"/>
+        <w:rPr>
+          <w:rFonts w:eastAsia="Times New Roman" w:cstheme="minorHAnsi"/>
+          <w:szCs w:val="24"/>
+        </w:rPr>
+      </w:pPr>
+      <w:r>
+        <w:rPr>
+          <w:rFonts w:eastAsia="Times New Roman" w:cstheme="minorHAnsi"/>
+          <w:szCs w:val="24"/>
+        </w:rPr>
+        <w:t xml:space="preserve">Trabajar en equipo utilizando herramientas como GitHub. </w:t>
+      </w:r>
+    </w:p>
+    <w:p>
+      <w:pPr>
+        <w:pStyle w:val="Prrafodelista"/>
+        <w:numPr>
+          <w:ilvl w:val="0"/>
+          <w:numId w:val="5"/>
+        </w:numPr>
+        <w:spacing w:before="100" w:beforeAutospacing="1" w:after="100" w:afterAutospacing="1" w:line="240" w:lineRule="auto"/>
+        <w:jc w:val="left"/>
+        <w:rPr>
+          <w:rFonts w:eastAsia="Times New Roman" w:cstheme="minorHAnsi"/>
+          <w:szCs w:val="24"/>
+        </w:rPr>
+      </w:pPr>
+      <w:r>
+        <w:rPr>
+          <w:rFonts w:eastAsia="Times New Roman" w:cstheme="minorHAnsi"/>
+          <w:szCs w:val="24"/>
+        </w:rPr>
+        <w:t>Planificar y desarrollar el proyecto utilizando una metodología ágil.</w:t>
+      </w:r>
+    </w:p>
+    <w:p>
+      <w:pPr>
+        <w:spacing w:before="100" w:beforeAutospacing="1" w:after="100" w:afterAutospacing="1" w:line="240" w:lineRule="auto"/>
+        <w:jc w:val="left"/>
+        <w:rPr>
+          <w:rFonts w:eastAsia="Times New Roman" w:cstheme="minorHAnsi"/>
+          <w:szCs w:val="24"/>
+        </w:rPr>
+      </w:pPr>
+    </w:p>
+    <w:p>
+      <w:pPr>
+        <w:spacing w:before="100" w:beforeAutospacing="1" w:after="100" w:afterAutospacing="1" w:line="240" w:lineRule="auto"/>
+        <w:jc w:val="left"/>
+        <w:rPr>
+          <w:rFonts w:eastAsia="Times New Roman" w:cstheme="minorHAnsi"/>
+          <w:szCs w:val="24"/>
+        </w:rPr>
+      </w:pPr>
+    </w:p>
+    <w:p>
+      <w:pPr>
+        <w:spacing w:before="100" w:beforeAutospacing="1" w:after="100" w:afterAutospacing="1" w:line="240" w:lineRule="auto"/>
+        <w:jc w:val="left"/>
+        <w:rPr>
+          <w:rFonts w:eastAsia="Times New Roman" w:cstheme="minorHAnsi"/>
+          <w:szCs w:val="24"/>
+        </w:rPr>
+      </w:pPr>
+    </w:p>
+    <w:p>
+      <w:pPr>
+        <w:spacing w:before="100" w:beforeAutospacing="1" w:after="100" w:afterAutospacing="1" w:line="240" w:lineRule="auto"/>
+        <w:jc w:val="left"/>
+        <w:rPr>
+          <w:rFonts w:eastAsia="Times New Roman" w:cstheme="minorHAnsi"/>
+          <w:szCs w:val="24"/>
+        </w:rPr>
+      </w:pPr>
+    </w:p>
+    <w:p>
+      <w:pPr>
+        <w:spacing w:before="100" w:beforeAutospacing="1" w:after="100" w:afterAutospacing="1" w:line="240" w:lineRule="auto"/>
+        <w:jc w:val="left"/>
+        <w:rPr>
+          <w:rFonts w:eastAsia="Times New Roman" w:cstheme="minorHAnsi"/>
+          <w:szCs w:val="24"/>
+        </w:rPr>
+      </w:pPr>
+    </w:p>
+    <w:p>
+      <w:pPr>
+        <w:spacing w:before="100" w:beforeAutospacing="1" w:after="100" w:afterAutospacing="1" w:line="240" w:lineRule="auto"/>
+        <w:jc w:val="left"/>
+        <w:rPr>
+          <w:rFonts w:eastAsia="Times New Roman" w:cstheme="minorHAnsi"/>
+          <w:szCs w:val="24"/>
+        </w:rPr>
+      </w:pPr>
+    </w:p>
+    <w:p>
+      <w:pPr>
+        <w:spacing w:before="100" w:beforeAutospacing="1" w:after="100" w:afterAutospacing="1" w:line="240" w:lineRule="auto"/>
+        <w:jc w:val="left"/>
+        <w:rPr>
+          <w:rFonts w:eastAsia="Times New Roman" w:cstheme="minorHAnsi"/>
+          <w:szCs w:val="24"/>
+        </w:rPr>
+      </w:pPr>
+    </w:p>
+    <w:p>
+      <w:pPr>
+        <w:spacing w:before="100" w:beforeAutospacing="1" w:after="100" w:afterAutospacing="1" w:line="240" w:lineRule="auto"/>
+        <w:jc w:val="left"/>
+        <w:rPr>
+          <w:rFonts w:eastAsia="Times New Roman" w:cstheme="minorHAnsi"/>
+          <w:szCs w:val="24"/>
+        </w:rPr>
+      </w:pPr>
+    </w:p>
+    <w:p>
+      <w:pPr>
+        <w:spacing w:before="100" w:beforeAutospacing="1" w:after="100" w:afterAutospacing="1" w:line="240" w:lineRule="auto"/>
+        <w:jc w:val="left"/>
+        <w:rPr>
+          <w:rFonts w:eastAsia="Times New Roman" w:cstheme="minorHAnsi"/>
+          <w:szCs w:val="24"/>
+        </w:rPr>
+      </w:pPr>
+    </w:p>
+    <w:p>
+      <w:pPr>
+        <w:spacing w:before="100" w:beforeAutospacing="1" w:after="100" w:afterAutospacing="1" w:line="240" w:lineRule="auto"/>
+        <w:jc w:val="left"/>
+        <w:rPr>
+          <w:rFonts w:eastAsia="Times New Roman" w:cstheme="minorHAnsi"/>
+          <w:szCs w:val="24"/>
+        </w:rPr>
+      </w:pPr>
+    </w:p>
+    <w:p>
+      <w:pPr>
+        <w:spacing w:before="100" w:beforeAutospacing="1" w:after="100" w:afterAutospacing="1" w:line="240" w:lineRule="auto"/>
+        <w:jc w:val="left"/>
+        <w:rPr>
+          <w:rFonts w:eastAsia="Times New Roman" w:cstheme="minorHAnsi"/>
+          <w:szCs w:val="24"/>
+        </w:rPr>
+      </w:pPr>
+    </w:p>
+    <w:p>
+      <w:pPr>
+        <w:spacing w:before="100" w:beforeAutospacing="1" w:after="100" w:afterAutospacing="1" w:line="240" w:lineRule="auto"/>
+        <w:jc w:val="left"/>
+        <w:rPr>
+          <w:rFonts w:eastAsia="Times New Roman" w:cstheme="minorHAnsi"/>
+          <w:szCs w:val="24"/>
+        </w:rPr>
+      </w:pPr>
+    </w:p>
+    <w:p>
+      <w:pPr>
+        <w:spacing w:before="100" w:beforeAutospacing="1" w:after="100" w:afterAutospacing="1" w:line="240" w:lineRule="auto"/>
+        <w:jc w:val="left"/>
+        <w:rPr>
+          <w:rFonts w:eastAsia="Times New Roman" w:cstheme="minorHAnsi"/>
+          <w:szCs w:val="24"/>
+        </w:rPr>
+      </w:pPr>
+    </w:p>
+    <w:p>
+      <w:pPr>
+        <w:spacing w:before="100" w:beforeAutospacing="1" w:after="100" w:afterAutospacing="1" w:line="240" w:lineRule="auto"/>
+        <w:jc w:val="left"/>
+        <w:rPr>
+          <w:rFonts w:eastAsia="Times New Roman" w:cstheme="minorHAnsi"/>
+          <w:szCs w:val="24"/>
+        </w:rPr>
+      </w:pPr>
     </w:p>
     <w:p>
       <w:pPr>
@@ -1623,15 +1953,28 @@
           <w:numId w:val="1"/>
         </w:numPr>
       </w:pPr>
-      <w:bookmarkStart w:id="4" w:name="_Toc164530070"/>
-      <w:r>
+      <w:r>
+        <w:lastRenderedPageBreak/>
         <w:t>Tecnologías utilizadas</w:t>
       </w:r>
       <w:bookmarkEnd w:id="4"/>
     </w:p>
     <w:p>
-      <w:r>
-        <w:t>Las diferentes tecnologías que hemos usado son:</w:t>
+      <w:pPr>
+        <w:spacing w:before="100" w:beforeAutospacing="1" w:after="100" w:afterAutospacing="1" w:line="240" w:lineRule="auto"/>
+        <w:jc w:val="left"/>
+        <w:rPr>
+          <w:rFonts w:eastAsia="Times New Roman" w:cstheme="minorHAnsi"/>
+          <w:szCs w:val="24"/>
+        </w:rPr>
+      </w:pPr>
+      <w:bookmarkStart w:id="5" w:name="_Toc164530071"/>
+      <w:r>
+        <w:rPr>
+          <w:rFonts w:eastAsia="Times New Roman" w:cstheme="minorHAnsi"/>
+          <w:szCs w:val="24"/>
+        </w:rPr>
+        <w:t>Para el desarrollo de este proyecto hemos utilizado las siguientes tecnologías y herramientas:</w:t>
       </w:r>
     </w:p>
     <w:p>
@@ -1639,11 +1982,21 @@
         <w:pStyle w:val="Prrafodelista"/>
         <w:numPr>
           <w:ilvl w:val="0"/>
-          <w:numId w:val="3"/>
+          <w:numId w:val="7"/>
         </w:numPr>
-      </w:pPr>
-      <w:r>
-        <w:t>GitHub: para crear un repositorio compartido y poder subir y trabajar las cosas en equipo.</w:t>
+        <w:spacing w:before="100" w:beforeAutospacing="1" w:after="100" w:afterAutospacing="1" w:line="240" w:lineRule="auto"/>
+        <w:jc w:val="left"/>
+        <w:rPr>
+          <w:rFonts w:eastAsia="Times New Roman" w:cstheme="minorHAnsi"/>
+          <w:szCs w:val="24"/>
+        </w:rPr>
+      </w:pPr>
+      <w:r>
+        <w:rPr>
+          <w:rFonts w:eastAsia="Times New Roman" w:cstheme="minorHAnsi"/>
+          <w:szCs w:val="24"/>
+        </w:rPr>
+        <w:t xml:space="preserve">Java como lenguaje de programación principal. </w:t>
       </w:r>
     </w:p>
     <w:p>
@@ -1651,11 +2004,21 @@
         <w:pStyle w:val="Prrafodelista"/>
         <w:numPr>
           <w:ilvl w:val="0"/>
-          <w:numId w:val="3"/>
+          <w:numId w:val="7"/>
         </w:numPr>
-      </w:pPr>
-      <w:r>
-        <w:t>La herramienta de Trello, para poder planificar el proyecto y hacer un buen reparto de las tareas.</w:t>
+        <w:spacing w:before="100" w:beforeAutospacing="1" w:after="100" w:afterAutospacing="1" w:line="240" w:lineRule="auto"/>
+        <w:jc w:val="left"/>
+        <w:rPr>
+          <w:rFonts w:eastAsia="Times New Roman" w:cstheme="minorHAnsi"/>
+          <w:szCs w:val="24"/>
+        </w:rPr>
+      </w:pPr>
+      <w:r>
+        <w:rPr>
+          <w:rFonts w:eastAsia="Times New Roman" w:cstheme="minorHAnsi"/>
+          <w:szCs w:val="24"/>
+        </w:rPr>
+        <w:t xml:space="preserve">MySQL para la creación y gestión de la base de datos. </w:t>
       </w:r>
     </w:p>
     <w:p>
@@ -1663,12 +2026,152 @@
         <w:pStyle w:val="Prrafodelista"/>
         <w:numPr>
           <w:ilvl w:val="0"/>
-          <w:numId w:val="3"/>
+          <w:numId w:val="7"/>
         </w:numPr>
-      </w:pPr>
-      <w:r>
-        <w:t xml:space="preserve">Visio, para hacer el diagrama E/R </w:t>
-      </w:r>
+        <w:spacing w:before="100" w:beforeAutospacing="1" w:after="100" w:afterAutospacing="1" w:line="240" w:lineRule="auto"/>
+        <w:jc w:val="left"/>
+        <w:rPr>
+          <w:rFonts w:eastAsia="Times New Roman" w:cstheme="minorHAnsi"/>
+          <w:szCs w:val="24"/>
+        </w:rPr>
+      </w:pPr>
+      <w:r>
+        <w:rPr>
+          <w:rFonts w:eastAsia="Times New Roman" w:cstheme="minorHAnsi"/>
+          <w:szCs w:val="24"/>
+        </w:rPr>
+        <w:t xml:space="preserve">Oracle APEX para trabajar y probar la base de datos. </w:t>
+      </w:r>
+    </w:p>
+    <w:p>
+      <w:pPr>
+        <w:pStyle w:val="Prrafodelista"/>
+        <w:numPr>
+          <w:ilvl w:val="0"/>
+          <w:numId w:val="7"/>
+        </w:numPr>
+        <w:spacing w:before="100" w:beforeAutospacing="1" w:after="100" w:afterAutospacing="1" w:line="240" w:lineRule="auto"/>
+        <w:jc w:val="left"/>
+        <w:rPr>
+          <w:rFonts w:eastAsia="Times New Roman" w:cstheme="minorHAnsi"/>
+          <w:szCs w:val="24"/>
+        </w:rPr>
+      </w:pPr>
+      <w:r>
+        <w:rPr>
+          <w:rFonts w:eastAsia="Times New Roman" w:cstheme="minorHAnsi"/>
+          <w:szCs w:val="24"/>
+        </w:rPr>
+        <w:t xml:space="preserve">Eclipse como entorno de desarrollo (IDE). </w:t>
+      </w:r>
+    </w:p>
+    <w:p>
+      <w:pPr>
+        <w:pStyle w:val="Prrafodelista"/>
+        <w:numPr>
+          <w:ilvl w:val="0"/>
+          <w:numId w:val="7"/>
+        </w:numPr>
+        <w:spacing w:before="100" w:beforeAutospacing="1" w:after="100" w:afterAutospacing="1" w:line="240" w:lineRule="auto"/>
+        <w:jc w:val="left"/>
+        <w:rPr>
+          <w:rFonts w:eastAsia="Times New Roman" w:cstheme="minorHAnsi"/>
+          <w:szCs w:val="24"/>
+        </w:rPr>
+      </w:pPr>
+      <w:r>
+        <w:rPr>
+          <w:rFonts w:eastAsia="Times New Roman" w:cstheme="minorHAnsi"/>
+          <w:szCs w:val="24"/>
+        </w:rPr>
+        <w:t xml:space="preserve">GitHub para el control de versiones y el trabajo en equipo. </w:t>
+      </w:r>
+    </w:p>
+    <w:p>
+      <w:pPr>
+        <w:pStyle w:val="Prrafodelista"/>
+        <w:numPr>
+          <w:ilvl w:val="0"/>
+          <w:numId w:val="7"/>
+        </w:numPr>
+        <w:spacing w:before="100" w:beforeAutospacing="1" w:after="100" w:afterAutospacing="1" w:line="240" w:lineRule="auto"/>
+        <w:jc w:val="left"/>
+        <w:rPr>
+          <w:rFonts w:eastAsia="Times New Roman" w:cstheme="minorHAnsi"/>
+          <w:szCs w:val="24"/>
+        </w:rPr>
+      </w:pPr>
+      <w:r>
+        <w:rPr>
+          <w:rFonts w:eastAsia="Times New Roman" w:cstheme="minorHAnsi"/>
+          <w:szCs w:val="24"/>
+        </w:rPr>
+        <w:t xml:space="preserve">Trello para la organización de tareas. </w:t>
+      </w:r>
+    </w:p>
+    <w:p>
+      <w:pPr>
+        <w:pStyle w:val="Prrafodelista"/>
+        <w:numPr>
+          <w:ilvl w:val="0"/>
+          <w:numId w:val="7"/>
+        </w:numPr>
+        <w:spacing w:before="100" w:beforeAutospacing="1" w:after="100" w:afterAutospacing="1" w:line="240" w:lineRule="auto"/>
+        <w:jc w:val="left"/>
+        <w:rPr>
+          <w:rFonts w:eastAsia="Times New Roman" w:cstheme="minorHAnsi"/>
+          <w:szCs w:val="24"/>
+        </w:rPr>
+      </w:pPr>
+      <w:r>
+        <w:rPr>
+          <w:rFonts w:eastAsia="Times New Roman" w:cstheme="minorHAnsi"/>
+          <w:szCs w:val="24"/>
+        </w:rPr>
+        <w:t>Herramientas de ofimática como Microsoft Word para la documentación.</w:t>
+      </w:r>
+    </w:p>
+    <w:p>
+      <w:pPr>
+        <w:pStyle w:val="Prrafodelista"/>
+        <w:numPr>
+          <w:ilvl w:val="0"/>
+          <w:numId w:val="7"/>
+        </w:numPr>
+        <w:spacing w:before="100" w:beforeAutospacing="1" w:after="100" w:afterAutospacing="1" w:line="240" w:lineRule="auto"/>
+        <w:jc w:val="left"/>
+        <w:rPr>
+          <w:rFonts w:eastAsia="Times New Roman" w:cstheme="minorHAnsi"/>
+          <w:szCs w:val="24"/>
+        </w:rPr>
+      </w:pPr>
+      <w:r>
+        <w:rPr>
+          <w:rFonts w:eastAsia="Times New Roman" w:cstheme="minorHAnsi"/>
+          <w:szCs w:val="24"/>
+        </w:rPr>
+        <w:t>Design.com para la creación del logo de Edna Moda</w:t>
+      </w:r>
+    </w:p>
+    <w:p>
+      <w:pPr>
+        <w:spacing w:before="100" w:beforeAutospacing="1" w:after="100" w:afterAutospacing="1" w:line="240" w:lineRule="auto"/>
+        <w:jc w:val="left"/>
+        <w:rPr>
+          <w:rFonts w:eastAsia="Times New Roman" w:cstheme="minorHAnsi"/>
+          <w:szCs w:val="24"/>
+        </w:rPr>
+      </w:pPr>
+    </w:p>
+    <w:p>
+      <w:pPr>
+        <w:spacing w:before="100" w:beforeAutospacing="1" w:after="100" w:afterAutospacing="1" w:line="240" w:lineRule="auto"/>
+        <w:jc w:val="left"/>
+        <w:rPr>
+          <w:rFonts w:eastAsia="Times New Roman" w:cstheme="minorHAnsi"/>
+          <w:szCs w:val="24"/>
+        </w:rPr>
+      </w:pPr>
     </w:p>
     <w:p>
       <w:pPr>
@@ -1678,11 +2181,15 @@
           <w:numId w:val="1"/>
         </w:numPr>
       </w:pPr>
-      <w:bookmarkStart w:id="5" w:name="_Toc164530071"/>
       <w:r>
         <w:t>Desarrollo e implementación</w:t>
       </w:r>
       <w:bookmarkEnd w:id="5"/>
+    </w:p>
+    <w:p>
+      <w:r>
+        <w:t>Para este apartado se recomienda una extensión de 7 a 15 páginas. Comenzar con los diagramas (diagrama de caso de uso, diagrama de clases, diagrama relacional y MER). Detalles sobre cómo está construida la aplicación, funcionamiento, relación de la aplicación con la base de datos, diseño del logo y por qué se ha optado por ese diseño, pruebas realizadas a la aplicación (y qué pruebas se han realizado en caso de ser pruebas manuales), y cualquier detalle sobre el funcionamiento del proyecto. Se debe mostrar directamente el resultado, y PROYECTO INTEGRADOR 7 no como si fuera trabajo en progreso. Se pueden incluir capturas de pantalla de la aplicación en este apartado.</w:t>
+      </w:r>
     </w:p>
     <w:p>
       <w:hyperlink r:id="rId10" w:history="1">
@@ -1695,13 +2202,409 @@
       </w:hyperlink>
     </w:p>
     <w:p>
-      <w:r>
-        <w:t>https://trello.com/b/xAOlWaPt/pi-hooligans-daw</w:t>
+      <w:hyperlink r:id="rId11" w:history="1">
+        <w:r>
+          <w:rPr>
+            <w:rStyle w:val="Hipervnculo"/>
+          </w:rPr>
+          <w:t>https://trello.com/b/xAOlWaPt/pi-hooligans-daw</w:t>
+        </w:r>
+      </w:hyperlink>
+    </w:p>
+    <w:p/>
+    <w:p/>
+    <w:p/>
+    <w:p/>
+    <w:p/>
+    <w:p>
+      <w:pPr>
+        <w:pStyle w:val="Prrafodelista"/>
+        <w:numPr>
+          <w:ilvl w:val="0"/>
+          <w:numId w:val="1"/>
+        </w:numPr>
+        <w:rPr>
+          <w:b/>
+          <w:bCs/>
+          <w:color w:val="EE0000"/>
+          <w:sz w:val="32"/>
+          <w:szCs w:val="28"/>
+        </w:rPr>
+      </w:pPr>
+      <w:r>
+        <w:rPr>
+          <w:b/>
+          <w:bCs/>
+          <w:color w:val="EE0000"/>
+          <w:sz w:val="32"/>
+          <w:szCs w:val="28"/>
+        </w:rPr>
+        <w:lastRenderedPageBreak/>
+        <w:t>Metodología</w:t>
+      </w:r>
+    </w:p>
+    <w:p>
+      <w:pPr>
+        <w:spacing w:before="100" w:beforeAutospacing="1" w:after="100" w:afterAutospacing="1" w:line="240" w:lineRule="auto"/>
+        <w:jc w:val="left"/>
+        <w:rPr>
+          <w:rFonts w:eastAsia="Times New Roman" w:cstheme="minorHAnsi"/>
+          <w:szCs w:val="24"/>
+        </w:rPr>
+      </w:pPr>
+      <w:r>
+        <w:rPr>
+          <w:rFonts w:eastAsia="Times New Roman" w:cstheme="minorHAnsi"/>
+          <w:szCs w:val="24"/>
+        </w:rPr>
+        <w:t>Hemos utilizado la metodología ágil SCRUM para el desarrollo de este proyecto, ya que nos ha permitido trabajar de forma flexible, organizada y colaborativa. Esta metodología resulta especialmente adecuada en entornos donde los requisitos pueden cambiar a lo largo del tiempo, ya que facilita la adaptación continua y la mejora progresiva del producto.</w:t>
+      </w:r>
+    </w:p>
+    <w:p>
+      <w:pPr>
+        <w:spacing w:before="100" w:beforeAutospacing="1" w:after="100" w:afterAutospacing="1" w:line="240" w:lineRule="auto"/>
+        <w:jc w:val="left"/>
+        <w:rPr>
+          <w:rFonts w:eastAsia="Times New Roman" w:cstheme="minorHAnsi"/>
+          <w:szCs w:val="24"/>
+        </w:rPr>
+      </w:pPr>
+      <w:r>
+        <w:rPr>
+          <w:rFonts w:eastAsia="Times New Roman" w:cstheme="minorHAnsi"/>
+          <w:szCs w:val="24"/>
+        </w:rPr>
+        <w:t>La elección de SCRUM responde a la necesidad de gestionar el proyecto de manera iterativa, dividiendo el trabajo en ciclos cortos (</w:t>
+      </w:r>
+      <w:proofErr w:type="spellStart"/>
+      <w:r>
+        <w:rPr>
+          <w:rFonts w:eastAsia="Times New Roman" w:cstheme="minorHAnsi"/>
+          <w:szCs w:val="24"/>
+        </w:rPr>
+        <w:t>sprints</w:t>
+      </w:r>
+      <w:proofErr w:type="spellEnd"/>
+      <w:r>
+        <w:rPr>
+          <w:rFonts w:eastAsia="Times New Roman" w:cstheme="minorHAnsi"/>
+          <w:szCs w:val="24"/>
+        </w:rPr>
+        <w:t>) que permiten evaluar resultados de forma frecuente y realizar ajustes cuando es necesario. Además, fomenta la autoorganización del equipo y una comunicación constante entre sus miembros, lo que ha contribuido a mejorar la coordinación y la eficiencia en el desarrollo.</w:t>
+      </w:r>
+    </w:p>
+    <w:p>
+      <w:pPr>
+        <w:spacing w:before="100" w:beforeAutospacing="1" w:after="100" w:afterAutospacing="1" w:line="240" w:lineRule="auto"/>
+        <w:jc w:val="left"/>
+        <w:rPr>
+          <w:rFonts w:eastAsia="Times New Roman" w:cstheme="minorHAnsi"/>
+          <w:szCs w:val="24"/>
+        </w:rPr>
+      </w:pPr>
+      <w:r>
+        <w:rPr>
+          <w:rFonts w:eastAsia="Times New Roman" w:cstheme="minorHAnsi"/>
+          <w:szCs w:val="24"/>
+        </w:rPr>
+        <w:t>Asimismo, SCRUM nos ha ayudado a afrontar los imprevistos y cambios en los requisitos del cliente como una oportunidad de mejora, en lugar de un obstáculo, permitiéndonos ofrecer una solución más ajustada a las necesidades reales del proyecto.</w:t>
+      </w:r>
+    </w:p>
+    <w:p>
+      <w:pPr>
+        <w:pStyle w:val="Prrafodelista"/>
+        <w:spacing w:before="100" w:beforeAutospacing="1" w:after="100" w:afterAutospacing="1" w:line="240" w:lineRule="auto"/>
+        <w:jc w:val="left"/>
+        <w:rPr>
+          <w:rFonts w:eastAsia="Times New Roman" w:cstheme="minorHAnsi"/>
+          <w:szCs w:val="24"/>
+        </w:rPr>
+      </w:pPr>
+    </w:p>
+    <w:p>
+      <w:pPr>
+        <w:pStyle w:val="Prrafodelista"/>
+        <w:spacing w:before="100" w:beforeAutospacing="1" w:after="100" w:afterAutospacing="1" w:line="240" w:lineRule="auto"/>
+        <w:jc w:val="left"/>
+        <w:rPr>
+          <w:rFonts w:eastAsia="Times New Roman" w:cstheme="minorHAnsi"/>
+          <w:szCs w:val="24"/>
+        </w:rPr>
+      </w:pPr>
+    </w:p>
+    <w:p>
+      <w:pPr>
+        <w:pStyle w:val="Prrafodelista"/>
+        <w:spacing w:before="100" w:beforeAutospacing="1" w:after="100" w:afterAutospacing="1" w:line="240" w:lineRule="auto"/>
+        <w:jc w:val="left"/>
+        <w:rPr>
+          <w:rFonts w:eastAsia="Times New Roman" w:cstheme="minorHAnsi"/>
+          <w:szCs w:val="24"/>
+        </w:rPr>
+      </w:pPr>
+    </w:p>
+    <w:p>
+      <w:pPr>
+        <w:pStyle w:val="Prrafodelista"/>
+        <w:numPr>
+          <w:ilvl w:val="0"/>
+          <w:numId w:val="1"/>
+        </w:numPr>
+        <w:rPr>
+          <w:b/>
+          <w:bCs/>
+          <w:color w:val="EE0000"/>
+          <w:sz w:val="32"/>
+          <w:szCs w:val="28"/>
+        </w:rPr>
+      </w:pPr>
+      <w:r>
+        <w:rPr>
+          <w:b/>
+          <w:bCs/>
+          <w:color w:val="EE0000"/>
+          <w:sz w:val="32"/>
+          <w:szCs w:val="28"/>
+        </w:rPr>
+        <w:t>Resultados y conclusiones</w:t>
+      </w:r>
+    </w:p>
+    <w:p>
+      <w:pPr>
+        <w:ind w:left="360"/>
+        <w:rPr>
+          <w:color w:val="000000" w:themeColor="text1"/>
+        </w:rPr>
+      </w:pPr>
+      <w:r>
+        <w:rPr>
+          <w:color w:val="000000" w:themeColor="text1"/>
+        </w:rPr>
+        <w:t>Para este apartado se recomienda una extensión de 1 a 2 páginas. Resumen de resultados obtenidos en el proyecto y conclusiones del grupo sobre el trabajo realizado.</w:t>
+      </w:r>
+    </w:p>
+    <w:p>
+      <w:pPr>
+        <w:pStyle w:val="Prrafodelista"/>
+        <w:numPr>
+          <w:ilvl w:val="0"/>
+          <w:numId w:val="1"/>
+        </w:numPr>
+        <w:rPr>
+          <w:b/>
+          <w:bCs/>
+          <w:color w:val="EE0000"/>
+          <w:sz w:val="32"/>
+          <w:szCs w:val="28"/>
+        </w:rPr>
+      </w:pPr>
+      <w:r>
+        <w:rPr>
+          <w:b/>
+          <w:bCs/>
+          <w:color w:val="EE0000"/>
+          <w:sz w:val="32"/>
+          <w:szCs w:val="28"/>
+        </w:rPr>
+        <w:t>Trabajos futuros</w:t>
+      </w:r>
+    </w:p>
+    <w:p>
+      <w:r>
+        <w:t>Para este apartado se recomienda una extensión de 1 a 2 páginas. Próximas mejoras que se habrían implementado en caso de haber tenido más tiempo o más conocimiento del lenguaje.</w:t>
+      </w:r>
+    </w:p>
+    <w:p/>
+    <w:p/>
+    <w:p/>
+    <w:p/>
+    <w:p/>
+    <w:p/>
+    <w:p/>
+    <w:p/>
+    <w:p>
+      <w:pPr>
+        <w:rPr>
+          <w:b/>
+          <w:bCs/>
+          <w:color w:val="EE0000"/>
+          <w:sz w:val="32"/>
+          <w:szCs w:val="28"/>
+        </w:rPr>
+      </w:pPr>
+      <w:r>
+        <w:rPr>
+          <w:b/>
+          <w:bCs/>
+          <w:color w:val="EE0000"/>
+          <w:sz w:val="32"/>
+          <w:szCs w:val="28"/>
+        </w:rPr>
+        <w:lastRenderedPageBreak/>
+        <w:t>ANEXOS</w:t>
+      </w:r>
+    </w:p>
+    <w:p>
+      <w:pPr>
+        <w:rPr>
+          <w:b/>
+          <w:bCs/>
+          <w:color w:val="EE0000"/>
+          <w:sz w:val="32"/>
+          <w:szCs w:val="28"/>
+        </w:rPr>
+      </w:pPr>
+      <w:r>
+        <w:rPr>
+          <w:b/>
+          <w:bCs/>
+          <w:color w:val="EE0000"/>
+          <w:sz w:val="32"/>
+          <w:szCs w:val="28"/>
+        </w:rPr>
+        <w:t>Anexo I – Listado de requisitos de la aplicación</w:t>
+      </w:r>
+    </w:p>
+    <w:p>
+      <w:pPr>
+        <w:rPr>
+          <w:b/>
+          <w:bCs/>
+        </w:rPr>
+      </w:pPr>
+      <w:r>
+        <w:rPr>
+          <w:b/>
+          <w:bCs/>
+        </w:rPr>
+        <w:t xml:space="preserve">La aplicación debe gestionar información almacenada en bases de datos relacionales. </w:t>
+      </w:r>
+    </w:p>
+    <w:p>
+      <w:pPr>
+        <w:rPr>
+          <w:b/>
+          <w:bCs/>
+        </w:rPr>
+      </w:pPr>
+      <w:r>
+        <w:rPr>
+          <w:b/>
+          <w:bCs/>
+        </w:rPr>
+        <w:sym w:font="Symbol" w:char="F0B7"/>
+      </w:r>
+      <w:r>
+        <w:rPr>
+          <w:b/>
+          <w:bCs/>
+        </w:rPr>
+        <w:t xml:space="preserve"> Se debe permitir la creación, borrado y cambio de citas y acceso a talleres y clientes. </w:t>
+      </w:r>
+    </w:p>
+    <w:p>
+      <w:pPr>
+        <w:rPr>
+          <w:b/>
+          <w:bCs/>
+        </w:rPr>
+      </w:pPr>
+      <w:r>
+        <w:rPr>
+          <w:b/>
+          <w:bCs/>
+        </w:rPr>
+        <w:sym w:font="Symbol" w:char="F0B7"/>
+      </w:r>
+      <w:r>
+        <w:rPr>
+          <w:b/>
+          <w:bCs/>
+        </w:rPr>
+        <w:t xml:space="preserve"> Debe contar con una pantalla de log in. </w:t>
+      </w:r>
+    </w:p>
+    <w:p>
+      <w:pPr>
+        <w:rPr>
+          <w:b/>
+          <w:bCs/>
+        </w:rPr>
+      </w:pPr>
+      <w:r>
+        <w:rPr>
+          <w:b/>
+          <w:bCs/>
+        </w:rPr>
+        <w:sym w:font="Symbol" w:char="F0B7"/>
+      </w:r>
+      <w:r>
+        <w:rPr>
+          <w:b/>
+          <w:bCs/>
+        </w:rPr>
+        <w:t xml:space="preserve"> La aplicación debe proporcionar diferentes permisos dependiendo de la categoría del empleado que inicie sesión. </w:t>
+      </w:r>
+    </w:p>
+    <w:p>
+      <w:pPr>
+        <w:rPr>
+          <w:b/>
+          <w:bCs/>
+        </w:rPr>
+      </w:pPr>
+      <w:r>
+        <w:rPr>
+          <w:b/>
+          <w:bCs/>
+        </w:rPr>
+        <w:sym w:font="Symbol" w:char="F0B7"/>
+      </w:r>
+      <w:r>
+        <w:rPr>
+          <w:b/>
+          <w:bCs/>
+        </w:rPr>
+        <w:t xml:space="preserve"> Debe seguir el modelo MVC (Modelo, Vista, Controlador).</w:t>
+      </w:r>
+    </w:p>
+    <w:p>
+      <w:pPr>
+        <w:rPr>
+          <w:b/>
+          <w:bCs/>
+          <w:color w:val="EE0000"/>
+          <w:sz w:val="32"/>
+          <w:szCs w:val="28"/>
+        </w:rPr>
+      </w:pPr>
+      <w:r>
+        <w:rPr>
+          <w:b/>
+          <w:bCs/>
+          <w:color w:val="EE0000"/>
+          <w:sz w:val="32"/>
+          <w:szCs w:val="28"/>
+        </w:rPr>
+        <w:t>Anexo II – Guía de uso de la aplicación</w:t>
+      </w:r>
+    </w:p>
+    <w:p>
+      <w:r>
+        <w:t xml:space="preserve">Incluirse en este anexo capturas de la aplicación, a modo de manual de usuario, incluyendo tanto el acceso de usuario, como de </w:t>
+      </w:r>
+      <w:proofErr w:type="spellStart"/>
+      <w:r>
+        <w:t>admin</w:t>
+      </w:r>
+      <w:proofErr w:type="spellEnd"/>
+      <w:r>
+        <w:t>.</w:t>
       </w:r>
     </w:p>
     <w:sectPr>
-      <w:headerReference w:type="default" r:id="rId11"/>
-      <w:footerReference w:type="default" r:id="rId12"/>
+      <w:headerReference w:type="default" r:id="rId12"/>
+      <w:footerReference w:type="default" r:id="rId13"/>
       <w:pgSz w:w="11906" w:h="16838"/>
       <w:pgMar w:top="1418" w:right="1418" w:bottom="1418" w:left="1418" w:header="709" w:footer="709" w:gutter="0"/>
       <w:pgNumType w:start="0"/>
@@ -1913,6 +2816,155 @@
 <file path=word/numbering.xml><?xml version="1.0" encoding="utf-8"?>
 <w:numbering xmlns:wpc="http://schemas.microsoft.com/office/word/2010/wordprocessingCanvas" xmlns:cx="http://schemas.microsoft.com/office/drawing/2014/chartex" xmlns:cx1="http://schemas.microsoft.com/office/drawing/2015/9/8/chartex" xmlns:cx2="http://schemas.microsoft.com/office/drawing/2015/10/21/chartex" xmlns:cx3="http://schemas.microsoft.com/office/drawing/2016/5/9/chartex" xmlns:cx4="http://schemas.microsoft.com/office/drawing/2016/5/10/chartex" xmlns:cx5="http://schemas.microsoft.com/office/drawing/2016/5/11/chartex" xmlns:cx6="http://schemas.microsoft.com/office/drawing/2016/5/12/chartex" xmlns:cx7="http://schemas.microsoft.com/office/drawing/2016/5/13/chartex" xmlns:cx8="http://schemas.microsoft.com/office/drawing/2016/5/14/chartex" xmlns:mc="http://schemas.openxmlformats.org/markup-compatibility/2006" xmlns:aink="http://schemas.microsoft.com/office/drawing/2016/ink" xmlns:am3d="http://schemas.microsoft.com/office/drawing/2017/model3d" xmlns:o="urn:schemas-microsoft-com:office:office" xmlns:oel="http://schemas.microsoft.com/office/2019/extlst" xmlns:r="http://schemas.openxmlformats.org/officeDocument/2006/relationships" xmlns:m="http://schemas.openxmlformats.org/officeDocument/2006/math" xmlns:v="urn:schemas-microsoft-com:vml" xmlns:wp14="http://schemas.microsoft.com/office/word/2010/wordprocessingDrawing" xmlns:wp="http://schemas.openxmlformats.org/drawingml/2006/wordprocessingDrawing" xmlns:w10="urn:schemas-microsoft-com:office:word" xmlns:w="http://schemas.openxmlformats.org/wordprocessingml/2006/main" xmlns:w14="http://schemas.microsoft.com/office/word/2010/wordml" xmlns:w15="http://schemas.microsoft.com/office/word/2012/wordml" xmlns:w16cex="http://schemas.microsoft.com/office/word/2018/wordml/cex" xmlns:w16cid="http://schemas.microsoft.com/office/word/2016/wordml/cid" xmlns:w16="http://schemas.microsoft.com/office/word/2018/wordml" xmlns:w16du="http://schemas.microsoft.com/office/word/2023/wordml/word16du" xmlns:w16sdtdh="http://schemas.microsoft.com/office/word/2020/wordml/sdtdatahash" xmlns:w16sdtfl="http://schemas.microsoft.com/office/word/2024/wordml/sdtformatlock" xmlns:w16se="http://schemas.microsoft.com/office/word/2015/wordml/symex" xmlns:wpg="http://schemas.microsoft.com/office/word/2010/wordprocessingGroup" xmlns:wpi="http://schemas.microsoft.com/office/word/2010/wordprocessingInk" xmlns:wne="http://schemas.microsoft.com/office/word/2006/wordml" xmlns:wps="http://schemas.microsoft.com/office/word/2010/wordprocessingShape" mc:Ignorable="w14 w15 w16se w16cid w16 w16cex w16sdtdh w16sdtfl w16du wp14">
   <w:abstractNum w:abstractNumId="0" w15:restartNumberingAfterBreak="0">
+    <w:nsid w:val="091C28EB"/>
+    <w:multiLevelType w:val="multilevel"/>
+    <w:tmpl w:val="0512E1EE"/>
+    <w:lvl w:ilvl="0">
+      <w:start w:val="1"/>
+      <w:numFmt w:val="bullet"/>
+      <w:lvlText w:val=""/>
+      <w:lvlJc w:val="left"/>
+      <w:pPr>
+        <w:tabs>
+          <w:tab w:val="num" w:pos="720"/>
+        </w:tabs>
+        <w:ind w:left="720" w:hanging="360"/>
+      </w:pPr>
+      <w:rPr>
+        <w:rFonts w:ascii="Symbol" w:hAnsi="Symbol" w:hint="default"/>
+        <w:sz w:val="20"/>
+      </w:rPr>
+    </w:lvl>
+    <w:lvl w:ilvl="1" w:tentative="1">
+      <w:start w:val="1"/>
+      <w:numFmt w:val="bullet"/>
+      <w:lvlText w:val="o"/>
+      <w:lvlJc w:val="left"/>
+      <w:pPr>
+        <w:tabs>
+          <w:tab w:val="num" w:pos="1440"/>
+        </w:tabs>
+        <w:ind w:left="1440" w:hanging="360"/>
+      </w:pPr>
+      <w:rPr>
+        <w:rFonts w:ascii="Courier New" w:hAnsi="Courier New" w:hint="default"/>
+        <w:sz w:val="20"/>
+      </w:rPr>
+    </w:lvl>
+    <w:lvl w:ilvl="2" w:tentative="1">
+      <w:start w:val="1"/>
+      <w:numFmt w:val="bullet"/>
+      <w:lvlText w:val=""/>
+      <w:lvlJc w:val="left"/>
+      <w:pPr>
+        <w:tabs>
+          <w:tab w:val="num" w:pos="2160"/>
+        </w:tabs>
+        <w:ind w:left="2160" w:hanging="360"/>
+      </w:pPr>
+      <w:rPr>
+        <w:rFonts w:ascii="Wingdings" w:hAnsi="Wingdings" w:hint="default"/>
+        <w:sz w:val="20"/>
+      </w:rPr>
+    </w:lvl>
+    <w:lvl w:ilvl="3" w:tentative="1">
+      <w:start w:val="1"/>
+      <w:numFmt w:val="bullet"/>
+      <w:lvlText w:val=""/>
+      <w:lvlJc w:val="left"/>
+      <w:pPr>
+        <w:tabs>
+          <w:tab w:val="num" w:pos="2880"/>
+        </w:tabs>
+        <w:ind w:left="2880" w:hanging="360"/>
+      </w:pPr>
+      <w:rPr>
+        <w:rFonts w:ascii="Wingdings" w:hAnsi="Wingdings" w:hint="default"/>
+        <w:sz w:val="20"/>
+      </w:rPr>
+    </w:lvl>
+    <w:lvl w:ilvl="4" w:tentative="1">
+      <w:start w:val="1"/>
+      <w:numFmt w:val="bullet"/>
+      <w:lvlText w:val=""/>
+      <w:lvlJc w:val="left"/>
+      <w:pPr>
+        <w:tabs>
+          <w:tab w:val="num" w:pos="3600"/>
+        </w:tabs>
+        <w:ind w:left="3600" w:hanging="360"/>
+      </w:pPr>
+      <w:rPr>
+        <w:rFonts w:ascii="Wingdings" w:hAnsi="Wingdings" w:hint="default"/>
+        <w:sz w:val="20"/>
+      </w:rPr>
+    </w:lvl>
+    <w:lvl w:ilvl="5" w:tentative="1">
+      <w:start w:val="1"/>
+      <w:numFmt w:val="bullet"/>
+      <w:lvlText w:val=""/>
+      <w:lvlJc w:val="left"/>
+      <w:pPr>
+        <w:tabs>
+          <w:tab w:val="num" w:pos="4320"/>
+        </w:tabs>
+        <w:ind w:left="4320" w:hanging="360"/>
+      </w:pPr>
+      <w:rPr>
+        <w:rFonts w:ascii="Wingdings" w:hAnsi="Wingdings" w:hint="default"/>
+        <w:sz w:val="20"/>
+      </w:rPr>
+    </w:lvl>
+    <w:lvl w:ilvl="6" w:tentative="1">
+      <w:start w:val="1"/>
+      <w:numFmt w:val="bullet"/>
+      <w:lvlText w:val=""/>
+      <w:lvlJc w:val="left"/>
+      <w:pPr>
+        <w:tabs>
+          <w:tab w:val="num" w:pos="5040"/>
+        </w:tabs>
+        <w:ind w:left="5040" w:hanging="360"/>
+      </w:pPr>
+      <w:rPr>
+        <w:rFonts w:ascii="Wingdings" w:hAnsi="Wingdings" w:hint="default"/>
+        <w:sz w:val="20"/>
+      </w:rPr>
+    </w:lvl>
+    <w:lvl w:ilvl="7" w:tentative="1">
+      <w:start w:val="1"/>
+      <w:numFmt w:val="bullet"/>
+      <w:lvlText w:val=""/>
+      <w:lvlJc w:val="left"/>
+      <w:pPr>
+        <w:tabs>
+          <w:tab w:val="num" w:pos="5760"/>
+        </w:tabs>
+        <w:ind w:left="5760" w:hanging="360"/>
+      </w:pPr>
+      <w:rPr>
+        <w:rFonts w:ascii="Wingdings" w:hAnsi="Wingdings" w:hint="default"/>
+        <w:sz w:val="20"/>
+      </w:rPr>
+    </w:lvl>
+    <w:lvl w:ilvl="8" w:tentative="1">
+      <w:start w:val="1"/>
+      <w:numFmt w:val="bullet"/>
+      <w:lvlText w:val=""/>
+      <w:lvlJc w:val="left"/>
+      <w:pPr>
+        <w:tabs>
+          <w:tab w:val="num" w:pos="6480"/>
+        </w:tabs>
+        <w:ind w:left="6480" w:hanging="360"/>
+      </w:pPr>
+      <w:rPr>
+        <w:rFonts w:ascii="Wingdings" w:hAnsi="Wingdings" w:hint="default"/>
+        <w:sz w:val="20"/>
+      </w:rPr>
+    </w:lvl>
+  </w:abstractNum>
+  <w:abstractNum w:abstractNumId="1" w15:restartNumberingAfterBreak="0">
     <w:nsid w:val="169346AC"/>
     <w:multiLevelType w:val="multilevel"/>
     <w:tmpl w:val="C6789AC4"/>
@@ -2033,7 +3085,120 @@
       </w:rPr>
     </w:lvl>
   </w:abstractNum>
-  <w:abstractNum w:abstractNumId="1" w15:restartNumberingAfterBreak="0">
+  <w:abstractNum w:abstractNumId="2" w15:restartNumberingAfterBreak="0">
+    <w:nsid w:val="40344BA6"/>
+    <w:multiLevelType w:val="hybridMultilevel"/>
+    <w:tmpl w:val="BFBE69BE"/>
+    <w:lvl w:ilvl="0" w:tplc="0C0A0001">
+      <w:start w:val="1"/>
+      <w:numFmt w:val="bullet"/>
+      <w:lvlText w:val=""/>
+      <w:lvlJc w:val="left"/>
+      <w:pPr>
+        <w:ind w:left="1440" w:hanging="360"/>
+      </w:pPr>
+      <w:rPr>
+        <w:rFonts w:ascii="Symbol" w:hAnsi="Symbol" w:hint="default"/>
+      </w:rPr>
+    </w:lvl>
+    <w:lvl w:ilvl="1" w:tplc="0C0A0003" w:tentative="1">
+      <w:start w:val="1"/>
+      <w:numFmt w:val="bullet"/>
+      <w:lvlText w:val="o"/>
+      <w:lvlJc w:val="left"/>
+      <w:pPr>
+        <w:ind w:left="2160" w:hanging="360"/>
+      </w:pPr>
+      <w:rPr>
+        <w:rFonts w:ascii="Courier New" w:hAnsi="Courier New" w:cs="Courier New" w:hint="default"/>
+      </w:rPr>
+    </w:lvl>
+    <w:lvl w:ilvl="2" w:tplc="0C0A0005" w:tentative="1">
+      <w:start w:val="1"/>
+      <w:numFmt w:val="bullet"/>
+      <w:lvlText w:val=""/>
+      <w:lvlJc w:val="left"/>
+      <w:pPr>
+        <w:ind w:left="2880" w:hanging="360"/>
+      </w:pPr>
+      <w:rPr>
+        <w:rFonts w:ascii="Wingdings" w:hAnsi="Wingdings" w:hint="default"/>
+      </w:rPr>
+    </w:lvl>
+    <w:lvl w:ilvl="3" w:tplc="0C0A0001" w:tentative="1">
+      <w:start w:val="1"/>
+      <w:numFmt w:val="bullet"/>
+      <w:lvlText w:val=""/>
+      <w:lvlJc w:val="left"/>
+      <w:pPr>
+        <w:ind w:left="3600" w:hanging="360"/>
+      </w:pPr>
+      <w:rPr>
+        <w:rFonts w:ascii="Symbol" w:hAnsi="Symbol" w:hint="default"/>
+      </w:rPr>
+    </w:lvl>
+    <w:lvl w:ilvl="4" w:tplc="0C0A0003" w:tentative="1">
+      <w:start w:val="1"/>
+      <w:numFmt w:val="bullet"/>
+      <w:lvlText w:val="o"/>
+      <w:lvlJc w:val="left"/>
+      <w:pPr>
+        <w:ind w:left="4320" w:hanging="360"/>
+      </w:pPr>
+      <w:rPr>
+        <w:rFonts w:ascii="Courier New" w:hAnsi="Courier New" w:cs="Courier New" w:hint="default"/>
+      </w:rPr>
+    </w:lvl>
+    <w:lvl w:ilvl="5" w:tplc="0C0A0005" w:tentative="1">
+      <w:start w:val="1"/>
+      <w:numFmt w:val="bullet"/>
+      <w:lvlText w:val=""/>
+      <w:lvlJc w:val="left"/>
+      <w:pPr>
+        <w:ind w:left="5040" w:hanging="360"/>
+      </w:pPr>
+      <w:rPr>
+        <w:rFonts w:ascii="Wingdings" w:hAnsi="Wingdings" w:hint="default"/>
+      </w:rPr>
+    </w:lvl>
+    <w:lvl w:ilvl="6" w:tplc="0C0A0001" w:tentative="1">
+      <w:start w:val="1"/>
+      <w:numFmt w:val="bullet"/>
+      <w:lvlText w:val=""/>
+      <w:lvlJc w:val="left"/>
+      <w:pPr>
+        <w:ind w:left="5760" w:hanging="360"/>
+      </w:pPr>
+      <w:rPr>
+        <w:rFonts w:ascii="Symbol" w:hAnsi="Symbol" w:hint="default"/>
+      </w:rPr>
+    </w:lvl>
+    <w:lvl w:ilvl="7" w:tplc="0C0A0003" w:tentative="1">
+      <w:start w:val="1"/>
+      <w:numFmt w:val="bullet"/>
+      <w:lvlText w:val="o"/>
+      <w:lvlJc w:val="left"/>
+      <w:pPr>
+        <w:ind w:left="6480" w:hanging="360"/>
+      </w:pPr>
+      <w:rPr>
+        <w:rFonts w:ascii="Courier New" w:hAnsi="Courier New" w:cs="Courier New" w:hint="default"/>
+      </w:rPr>
+    </w:lvl>
+    <w:lvl w:ilvl="8" w:tplc="0C0A0005" w:tentative="1">
+      <w:start w:val="1"/>
+      <w:numFmt w:val="bullet"/>
+      <w:lvlText w:val=""/>
+      <w:lvlJc w:val="left"/>
+      <w:pPr>
+        <w:ind w:left="7200" w:hanging="360"/>
+      </w:pPr>
+      <w:rPr>
+        <w:rFonts w:ascii="Wingdings" w:hAnsi="Wingdings" w:hint="default"/>
+      </w:rPr>
+    </w:lvl>
+  </w:abstractNum>
+  <w:abstractNum w:abstractNumId="3" w15:restartNumberingAfterBreak="0">
     <w:nsid w:val="563923A6"/>
     <w:multiLevelType w:val="hybridMultilevel"/>
     <w:tmpl w:val="0B02A1D8"/>
@@ -2145,7 +3310,7 @@
       </w:rPr>
     </w:lvl>
   </w:abstractNum>
-  <w:abstractNum w:abstractNumId="2" w15:restartNumberingAfterBreak="0">
+  <w:abstractNum w:abstractNumId="4" w15:restartNumberingAfterBreak="0">
     <w:nsid w:val="6A017403"/>
     <w:multiLevelType w:val="multilevel"/>
     <w:tmpl w:val="C6789AC4"/>
@@ -2266,14 +3431,288 @@
       </w:rPr>
     </w:lvl>
   </w:abstractNum>
+  <w:abstractNum w:abstractNumId="5" w15:restartNumberingAfterBreak="0">
+    <w:nsid w:val="6F1D7B3A"/>
+    <w:multiLevelType w:val="multilevel"/>
+    <w:tmpl w:val="57920B30"/>
+    <w:lvl w:ilvl="0">
+      <w:start w:val="1"/>
+      <w:numFmt w:val="bullet"/>
+      <w:lvlText w:val=""/>
+      <w:lvlJc w:val="left"/>
+      <w:pPr>
+        <w:tabs>
+          <w:tab w:val="num" w:pos="720"/>
+        </w:tabs>
+        <w:ind w:left="720" w:hanging="360"/>
+      </w:pPr>
+      <w:rPr>
+        <w:rFonts w:ascii="Symbol" w:hAnsi="Symbol" w:hint="default"/>
+        <w:sz w:val="20"/>
+      </w:rPr>
+    </w:lvl>
+    <w:lvl w:ilvl="1" w:tentative="1">
+      <w:start w:val="1"/>
+      <w:numFmt w:val="bullet"/>
+      <w:lvlText w:val="o"/>
+      <w:lvlJc w:val="left"/>
+      <w:pPr>
+        <w:tabs>
+          <w:tab w:val="num" w:pos="1440"/>
+        </w:tabs>
+        <w:ind w:left="1440" w:hanging="360"/>
+      </w:pPr>
+      <w:rPr>
+        <w:rFonts w:ascii="Courier New" w:hAnsi="Courier New" w:hint="default"/>
+        <w:sz w:val="20"/>
+      </w:rPr>
+    </w:lvl>
+    <w:lvl w:ilvl="2" w:tentative="1">
+      <w:start w:val="1"/>
+      <w:numFmt w:val="bullet"/>
+      <w:lvlText w:val=""/>
+      <w:lvlJc w:val="left"/>
+      <w:pPr>
+        <w:tabs>
+          <w:tab w:val="num" w:pos="2160"/>
+        </w:tabs>
+        <w:ind w:left="2160" w:hanging="360"/>
+      </w:pPr>
+      <w:rPr>
+        <w:rFonts w:ascii="Wingdings" w:hAnsi="Wingdings" w:hint="default"/>
+        <w:sz w:val="20"/>
+      </w:rPr>
+    </w:lvl>
+    <w:lvl w:ilvl="3" w:tentative="1">
+      <w:start w:val="1"/>
+      <w:numFmt w:val="bullet"/>
+      <w:lvlText w:val=""/>
+      <w:lvlJc w:val="left"/>
+      <w:pPr>
+        <w:tabs>
+          <w:tab w:val="num" w:pos="2880"/>
+        </w:tabs>
+        <w:ind w:left="2880" w:hanging="360"/>
+      </w:pPr>
+      <w:rPr>
+        <w:rFonts w:ascii="Wingdings" w:hAnsi="Wingdings" w:hint="default"/>
+        <w:sz w:val="20"/>
+      </w:rPr>
+    </w:lvl>
+    <w:lvl w:ilvl="4" w:tentative="1">
+      <w:start w:val="1"/>
+      <w:numFmt w:val="bullet"/>
+      <w:lvlText w:val=""/>
+      <w:lvlJc w:val="left"/>
+      <w:pPr>
+        <w:tabs>
+          <w:tab w:val="num" w:pos="3600"/>
+        </w:tabs>
+        <w:ind w:left="3600" w:hanging="360"/>
+      </w:pPr>
+      <w:rPr>
+        <w:rFonts w:ascii="Wingdings" w:hAnsi="Wingdings" w:hint="default"/>
+        <w:sz w:val="20"/>
+      </w:rPr>
+    </w:lvl>
+    <w:lvl w:ilvl="5" w:tentative="1">
+      <w:start w:val="1"/>
+      <w:numFmt w:val="bullet"/>
+      <w:lvlText w:val=""/>
+      <w:lvlJc w:val="left"/>
+      <w:pPr>
+        <w:tabs>
+          <w:tab w:val="num" w:pos="4320"/>
+        </w:tabs>
+        <w:ind w:left="4320" w:hanging="360"/>
+      </w:pPr>
+      <w:rPr>
+        <w:rFonts w:ascii="Wingdings" w:hAnsi="Wingdings" w:hint="default"/>
+        <w:sz w:val="20"/>
+      </w:rPr>
+    </w:lvl>
+    <w:lvl w:ilvl="6" w:tentative="1">
+      <w:start w:val="1"/>
+      <w:numFmt w:val="bullet"/>
+      <w:lvlText w:val=""/>
+      <w:lvlJc w:val="left"/>
+      <w:pPr>
+        <w:tabs>
+          <w:tab w:val="num" w:pos="5040"/>
+        </w:tabs>
+        <w:ind w:left="5040" w:hanging="360"/>
+      </w:pPr>
+      <w:rPr>
+        <w:rFonts w:ascii="Wingdings" w:hAnsi="Wingdings" w:hint="default"/>
+        <w:sz w:val="20"/>
+      </w:rPr>
+    </w:lvl>
+    <w:lvl w:ilvl="7" w:tentative="1">
+      <w:start w:val="1"/>
+      <w:numFmt w:val="bullet"/>
+      <w:lvlText w:val=""/>
+      <w:lvlJc w:val="left"/>
+      <w:pPr>
+        <w:tabs>
+          <w:tab w:val="num" w:pos="5760"/>
+        </w:tabs>
+        <w:ind w:left="5760" w:hanging="360"/>
+      </w:pPr>
+      <w:rPr>
+        <w:rFonts w:ascii="Wingdings" w:hAnsi="Wingdings" w:hint="default"/>
+        <w:sz w:val="20"/>
+      </w:rPr>
+    </w:lvl>
+    <w:lvl w:ilvl="8" w:tentative="1">
+      <w:start w:val="1"/>
+      <w:numFmt w:val="bullet"/>
+      <w:lvlText w:val=""/>
+      <w:lvlJc w:val="left"/>
+      <w:pPr>
+        <w:tabs>
+          <w:tab w:val="num" w:pos="6480"/>
+        </w:tabs>
+        <w:ind w:left="6480" w:hanging="360"/>
+      </w:pPr>
+      <w:rPr>
+        <w:rFonts w:ascii="Wingdings" w:hAnsi="Wingdings" w:hint="default"/>
+        <w:sz w:val="20"/>
+      </w:rPr>
+    </w:lvl>
+  </w:abstractNum>
+  <w:abstractNum w:abstractNumId="6" w15:restartNumberingAfterBreak="0">
+    <w:nsid w:val="6FCE1156"/>
+    <w:multiLevelType w:val="hybridMultilevel"/>
+    <w:tmpl w:val="70EA4FB4"/>
+    <w:lvl w:ilvl="0" w:tplc="0C0A0001">
+      <w:start w:val="1"/>
+      <w:numFmt w:val="bullet"/>
+      <w:lvlText w:val=""/>
+      <w:lvlJc w:val="left"/>
+      <w:pPr>
+        <w:ind w:left="1440" w:hanging="360"/>
+      </w:pPr>
+      <w:rPr>
+        <w:rFonts w:ascii="Symbol" w:hAnsi="Symbol" w:hint="default"/>
+      </w:rPr>
+    </w:lvl>
+    <w:lvl w:ilvl="1" w:tplc="0C0A0003" w:tentative="1">
+      <w:start w:val="1"/>
+      <w:numFmt w:val="bullet"/>
+      <w:lvlText w:val="o"/>
+      <w:lvlJc w:val="left"/>
+      <w:pPr>
+        <w:ind w:left="2160" w:hanging="360"/>
+      </w:pPr>
+      <w:rPr>
+        <w:rFonts w:ascii="Courier New" w:hAnsi="Courier New" w:cs="Courier New" w:hint="default"/>
+      </w:rPr>
+    </w:lvl>
+    <w:lvl w:ilvl="2" w:tplc="0C0A0005" w:tentative="1">
+      <w:start w:val="1"/>
+      <w:numFmt w:val="bullet"/>
+      <w:lvlText w:val=""/>
+      <w:lvlJc w:val="left"/>
+      <w:pPr>
+        <w:ind w:left="2880" w:hanging="360"/>
+      </w:pPr>
+      <w:rPr>
+        <w:rFonts w:ascii="Wingdings" w:hAnsi="Wingdings" w:hint="default"/>
+      </w:rPr>
+    </w:lvl>
+    <w:lvl w:ilvl="3" w:tplc="0C0A0001" w:tentative="1">
+      <w:start w:val="1"/>
+      <w:numFmt w:val="bullet"/>
+      <w:lvlText w:val=""/>
+      <w:lvlJc w:val="left"/>
+      <w:pPr>
+        <w:ind w:left="3600" w:hanging="360"/>
+      </w:pPr>
+      <w:rPr>
+        <w:rFonts w:ascii="Symbol" w:hAnsi="Symbol" w:hint="default"/>
+      </w:rPr>
+    </w:lvl>
+    <w:lvl w:ilvl="4" w:tplc="0C0A0003" w:tentative="1">
+      <w:start w:val="1"/>
+      <w:numFmt w:val="bullet"/>
+      <w:lvlText w:val="o"/>
+      <w:lvlJc w:val="left"/>
+      <w:pPr>
+        <w:ind w:left="4320" w:hanging="360"/>
+      </w:pPr>
+      <w:rPr>
+        <w:rFonts w:ascii="Courier New" w:hAnsi="Courier New" w:cs="Courier New" w:hint="default"/>
+      </w:rPr>
+    </w:lvl>
+    <w:lvl w:ilvl="5" w:tplc="0C0A0005" w:tentative="1">
+      <w:start w:val="1"/>
+      <w:numFmt w:val="bullet"/>
+      <w:lvlText w:val=""/>
+      <w:lvlJc w:val="left"/>
+      <w:pPr>
+        <w:ind w:left="5040" w:hanging="360"/>
+      </w:pPr>
+      <w:rPr>
+        <w:rFonts w:ascii="Wingdings" w:hAnsi="Wingdings" w:hint="default"/>
+      </w:rPr>
+    </w:lvl>
+    <w:lvl w:ilvl="6" w:tplc="0C0A0001" w:tentative="1">
+      <w:start w:val="1"/>
+      <w:numFmt w:val="bullet"/>
+      <w:lvlText w:val=""/>
+      <w:lvlJc w:val="left"/>
+      <w:pPr>
+        <w:ind w:left="5760" w:hanging="360"/>
+      </w:pPr>
+      <w:rPr>
+        <w:rFonts w:ascii="Symbol" w:hAnsi="Symbol" w:hint="default"/>
+      </w:rPr>
+    </w:lvl>
+    <w:lvl w:ilvl="7" w:tplc="0C0A0003" w:tentative="1">
+      <w:start w:val="1"/>
+      <w:numFmt w:val="bullet"/>
+      <w:lvlText w:val="o"/>
+      <w:lvlJc w:val="left"/>
+      <w:pPr>
+        <w:ind w:left="6480" w:hanging="360"/>
+      </w:pPr>
+      <w:rPr>
+        <w:rFonts w:ascii="Courier New" w:hAnsi="Courier New" w:cs="Courier New" w:hint="default"/>
+      </w:rPr>
+    </w:lvl>
+    <w:lvl w:ilvl="8" w:tplc="0C0A0005" w:tentative="1">
+      <w:start w:val="1"/>
+      <w:numFmt w:val="bullet"/>
+      <w:lvlText w:val=""/>
+      <w:lvlJc w:val="left"/>
+      <w:pPr>
+        <w:ind w:left="7200" w:hanging="360"/>
+      </w:pPr>
+      <w:rPr>
+        <w:rFonts w:ascii="Wingdings" w:hAnsi="Wingdings" w:hint="default"/>
+      </w:rPr>
+    </w:lvl>
+  </w:abstractNum>
   <w:num w:numId="1" w16cid:durableId="863713764">
+    <w:abstractNumId w:val="1"/>
+  </w:num>
+  <w:num w:numId="2" w16cid:durableId="1628002420">
+    <w:abstractNumId w:val="4"/>
+  </w:num>
+  <w:num w:numId="3" w16cid:durableId="2114786159">
+    <w:abstractNumId w:val="3"/>
+  </w:num>
+  <w:num w:numId="4" w16cid:durableId="1445927353">
+    <w:abstractNumId w:val="5"/>
+  </w:num>
+  <w:num w:numId="5" w16cid:durableId="92674320">
+    <w:abstractNumId w:val="2"/>
+  </w:num>
+  <w:num w:numId="6" w16cid:durableId="355472220">
     <w:abstractNumId w:val="0"/>
   </w:num>
-  <w:num w:numId="2" w16cid:durableId="1628002420">
-    <w:abstractNumId w:val="2"/>
-  </w:num>
-  <w:num w:numId="3" w16cid:durableId="2114786159">
-    <w:abstractNumId w:val="1"/>
+  <w:num w:numId="7" w16cid:durableId="287706832">
+    <w:abstractNumId w:val="6"/>
   </w:num>
 </w:numbering>
 </file>
@@ -2390,7 +3829,7 @@
     <w:lsdException w:name="E-mail Signature" w:semiHidden="1" w:unhideWhenUsed="1"/>
     <w:lsdException w:name="HTML Top of Form" w:semiHidden="1" w:unhideWhenUsed="1"/>
     <w:lsdException w:name="HTML Bottom of Form" w:semiHidden="1" w:unhideWhenUsed="1"/>
-    <w:lsdException w:name="Normal (Web)" w:semiHidden="1" w:uiPriority="0" w:unhideWhenUsed="1"/>
+    <w:lsdException w:name="Normal (Web)" w:semiHidden="1" w:unhideWhenUsed="1"/>
     <w:lsdException w:name="HTML Acronym" w:semiHidden="1" w:unhideWhenUsed="1"/>
     <w:lsdException w:name="HTML Address" w:semiHidden="1" w:unhideWhenUsed="1"/>
     <w:lsdException w:name="HTML Cite" w:semiHidden="1" w:unhideWhenUsed="1"/>
@@ -2713,7 +4152,6 @@
   <w:style w:type="character" w:default="1" w:styleId="Fuentedeprrafopredeter">
     <w:name w:val="Default Paragraph Font"/>
     <w:uiPriority w:val="1"/>
-    <w:semiHidden/>
     <w:unhideWhenUsed/>
   </w:style>
   <w:style w:type="table" w:default="1" w:styleId="Tablanormal">
@@ -2757,6 +4195,7 @@
   <w:style w:type="paragraph" w:styleId="NormalWeb">
     <w:name w:val="Normal (Web)"/>
     <w:basedOn w:val="Normal"/>
+    <w:uiPriority w:val="99"/>
     <w:rsid w:val="00AC38AD"/>
     <w:pPr>
       <w:spacing w:before="100" w:beforeAutospacing="1" w:after="100" w:afterAutospacing="1" w:line="240" w:lineRule="auto"/>
